--- a/chenchen/docs/core-agent-daily-update-2026-10-12.docx
+++ b/chenchen/docs/core-agent-daily-update-2026-10-12.docx
@@ -8,6 +8,9 @@
         <w:jc w:val="center"/>
       </w:pPr>
       <w:r>
+        <w:rPr>
+          <w:color w:val="000000"/>
+        </w:rPr>
         <w:t>Core Agent Daily Update 2026 10 12</w:t>
       </w:r>
     </w:p>
@@ -32,7 +35,7 @@
     </w:p>
     <w:p>
       <w:r>
-        <w:t>团队仓库今日无业务代码变更。个人仓库工作区完成 investment-agent.v1 的跨对象语义检查、ErrorTrace 结构和失败任务追踪增强；本日报只读记录这些改动，不代提交个人业务代码。架构图、时序图和统一 Contract 继续以现有 Markdown/Schema 与 2026-10-10 联调手册为源。</w:t>
+        <w:t>团队 main 的 chenchen Core 今日无业务代码变更。个人仓库工作区完成 investment-agent.v1 的跨对象语义检查、ErrorTrace 结构和失败任务追踪增强；本日报只读记录这些改动，不代提交个人业务代码。架构图、时序图和统一 Contract 继续以现有 Markdown/Schema 与 2026-10-10 联调手册为源。</w:t>
       </w:r>
     </w:p>
     <w:p>
@@ -625,6 +628,54 @@
         <w:t>联调资料：core-agent-architecture.md、core-agent-sequence.md、core-agent-integration-guide-2026-10-10.docx、investment-agent.v1.schema.json。</w:t>
       </w:r>
     </w:p>
+    <w:p>
+      <w:r>
+        <w:br w:type="page"/>
+      </w:r>
+    </w:p>
+    <w:p>
+      <w:pPr>
+        <w:pStyle w:val="Heading1"/>
+      </w:pPr>
+      <w:r>
+        <w:t>远程分支证据与追踪限制</w:t>
+      </w:r>
+    </w:p>
+    <w:p>
+      <w:r>
+        <w:t>团队 main 已安全 rebase 到 838b9b2；今日 qiqi 场景、数据及对接提案有业务提交。“无业务代码变更”仅指 main 的 chenchen Core 实现和本日报自动化。个人增强仍是未提交工作区证据。</w:t>
+      </w:r>
+    </w:p>
+    <w:p>
+      <w:r>
+        <w:t>Risk f232a0f 位于 origin/codex/team-risk-online-demo，UI 6dc3759 位于 origin/codex/risk-ui-integration-recovery，尚未合入 main。Risk 已有只读远程接收、来源回执和审计映射；待 Owner 确认的是正式审核回写、合入与统一 Contract 验收。</w:t>
+      </w:r>
+    </w:p>
+    <w:p>
+      <w:r>
+        <w:t>Owner 报告 docs/safety-risk-eval/online-demo/remote-core-v8-public.json 留存伪造字段 400、CSRF 403、execution_status=NOT_STARTED。报告是留存证据，本次未复跑公网浏览器。main 执行远程 Risk 专项测试时文件不存在，exit 1，未计为通过。</w:t>
+      </w:r>
+    </w:p>
+    <w:p>
+      <w:r>
+        <w:t>字段归属：Caller 生产 request_id/context/input；Backend 生产版本/错误信封；Harness 生产 task/session/checkpoint/audit；Tools/Quant 生产工具结果与 artifacts；Risk 消费 evidence，正式 decision 回写待冻结；UI 消费状态，不得修改证据或授权字段。</w:t>
+      </w:r>
+    </w:p>
+    <w:p>
+      <w:r>
+        <w:t>追踪限制：成功响应关联 request/task/session/version/audit；个人失败路径增强已测试，但未发布到 main。前置 Schema 拒绝时 task/session/audit 可为空，RiskHandoff 无独立 request_id，应保留父 trace；Session/TaskState/AuditEvidence 仍无跨进程恢复。</w:t>
+      </w:r>
+    </w:p>
+    <w:p>
+      <w:r>
+        <w:t>金融数据测试：固定 2026-10-08/09 夹具回放、重复观察拒绝、REVIEW_REQUIRED 冲突与 Quant 无漂移通过；不代表今日实时行情验证。</w:t>
+      </w:r>
+    </w:p>
+    <w:p>
+      <w:r>
+        <w:t>DOCX 验收：render_docx.py 缺少 LibreOffice；已改用 WPS/Word PDF 导出与 pypdfium2 逐页视觉检查。QA PDF 只作内部验收，不提交。</w:t>
+      </w:r>
+    </w:p>
     <w:sectPr>
       <w:pgSz w:w="12240" w:h="15840"/>
       <w:pgMar w:top="936" w:right="1008" w:bottom="936" w:left="1008" w:header="720" w:footer="720" w:gutter="0"/>
@@ -1065,7 +1116,7 @@
       <w:rFonts w:asciiTheme="majorHAnsi" w:eastAsiaTheme="majorEastAsia" w:hAnsiTheme="majorHAnsi" w:cstheme="majorBidi"/>
       <w:b/>
       <w:bCs/>
-      <w:color w:val="365F91" w:themeColor="accent1" w:themeShade="BF"/>
+      <w:color w:val="000000"/>
       <w:sz w:val="28"/>
       <w:szCs w:val="28"/>
     </w:rPr>
@@ -1089,7 +1140,7 @@
       <w:rFonts w:asciiTheme="majorHAnsi" w:eastAsiaTheme="majorEastAsia" w:hAnsiTheme="majorHAnsi" w:cstheme="majorBidi"/>
       <w:b/>
       <w:bCs/>
-      <w:color w:val="4F81BD" w:themeColor="accent1"/>
+      <w:color w:val="000000"/>
       <w:sz w:val="26"/>
       <w:szCs w:val="26"/>
     </w:rPr>
@@ -1344,15 +1395,12 @@
     <w:qFormat/>
     <w:rsid w:val="00FC693F"/>
     <w:pPr>
-      <w:pBdr>
-        <w:bottom w:val="single" w:sz="8" w:space="4" w:color="4F81BD" w:themeColor="accent1"/>
-      </w:pBdr>
       <w:spacing w:after="300" w:line="240" w:lineRule="auto"/>
       <w:contextualSpacing/>
     </w:pPr>
     <w:rPr>
       <w:rFonts w:asciiTheme="majorHAnsi" w:eastAsiaTheme="majorEastAsia" w:hAnsiTheme="majorHAnsi" w:cstheme="majorBidi"/>
-      <w:color w:val="17365D" w:themeColor="text2" w:themeShade="BF"/>
+      <w:color w:val="000000"/>
       <w:spacing w:val="5"/>
       <w:kern w:val="28"/>
       <w:sz w:val="52"/>
